--- a/public/uploads/swakelola/sppg/B. 4. b. RAB Final Administrasi SPPG.docx
+++ b/public/uploads/swakelola/sppg/B. 4. b. RAB Final Administrasi SPPG.docx
@@ -4,7 +4,61 @@
   <w:body>
     <w:p>
       <w:pPr>
-        <w:spacing w:before="0" w:after="40"/>
+        <w:spacing w:before="0" w:after="200" w:line="240" w:lineRule="auto"/>
+        <w:jc w:val="center"/>
+      </w:pPr>
+      <w:r>
+        <w:drawing>
+          <wp:inline xmlns:a="http://schemas.openxmlformats.org/drawingml/2006/main" xmlns:pic="http://schemas.openxmlformats.org/drawingml/2006/picture">
+            <wp:extent cx="5940000" cy="876504"/>
+            <wp:docPr id="1" name="Picture 1"/>
+            <wp:cNvGraphicFramePr>
+              <a:graphicFrameLocks noChangeAspect="1"/>
+            </wp:cNvGraphicFramePr>
+            <a:graphic>
+              <a:graphicData uri="http://schemas.openxmlformats.org/drawingml/2006/picture">
+                <pic:pic>
+                  <pic:nvPicPr>
+                    <pic:cNvPr id="0" name="1775466518_6770018a33b3f91eebd0.png"/>
+                    <pic:cNvPicPr/>
+                  </pic:nvPicPr>
+                  <pic:blipFill>
+                    <a:blip r:embed="rId9"/>
+                    <a:stretch>
+                      <a:fillRect/>
+                    </a:stretch>
+                  </pic:blipFill>
+                  <pic:spPr>
+                    <a:xfrm>
+                      <a:off x="0" y="0"/>
+                      <a:ext cx="5940000" cy="876504"/>
+                    </a:xfrm>
+                    <a:prstGeom prst="rect"/>
+                  </pic:spPr>
+                </pic:pic>
+              </a:graphicData>
+            </a:graphic>
+          </wp:inline>
+        </w:drawing>
+      </w:r>
+    </w:p>
+    <w:p>
+      <w:pPr>
+        <w:spacing w:before="40" w:after="40" w:line="276" w:lineRule="auto"/>
+        <w:jc w:val="center"/>
+      </w:pPr>
+      <w:r>
+        <w:rPr>
+          <w:rFonts w:ascii="Arial" w:hAnsi="Arial"/>
+          <w:b/>
+          <w:sz w:val="23"/>
+        </w:rPr>
+        <w:t>RENCANA ANGGARAN BIAYA (RAB) FINAL</w:t>
+      </w:r>
+    </w:p>
+    <w:p>
+      <w:pPr>
+        <w:spacing w:before="0" w:after="40" w:line="276" w:lineRule="auto"/>
         <w:jc w:val="center"/>
       </w:pPr>
       <w:r>
@@ -13,168 +67,307 @@
           <w:b/>
           <w:sz w:val="22"/>
         </w:rPr>
-        <w:t>KEMENTERIAN PEKERJAAN UMUM</w:t>
-        <w:br/>
-        <w:t>DIREKTORAT JENDERAL PRASARANA STRATEGIS</w:t>
-        <w:br/>
-        <w:t>SATUAN KERJA PELAKSANAAN PRASARANA STRATEGIS RIAU</w:t>
-        <w:br/>
+        <w:t>ADMINISTRASI KEGIATAN PEMBANGUNAN GEDUNG SPPG PROVINSI RIAU</w:t>
       </w:r>
     </w:p>
     <w:p>
       <w:pPr>
-        <w:spacing w:before="0" w:after="160"/>
-        <w:jc w:val="center"/>
-      </w:pPr>
-      <w:r>
-        <w:rPr>
-          <w:rFonts w:ascii="Arial" w:hAnsi="Arial"/>
-          <w:color w:val="787878"/>
-          <w:sz w:val="17"/>
-        </w:rPr>
-        <w:t>Jalan Bakti, Ruko Komplek Mutiara Asri Garden, Sidomulyo Timur, Marpoyan Damai, Pekanbaru</w:t>
-        <w:br/>
-        <w:t>—————————————————————————————————————————————————————————————————</w:t>
-      </w:r>
-    </w:p>
-    <w:p>
-      <w:pPr>
-        <w:spacing w:before="160" w:after="200"/>
+        <w:spacing w:before="0" w:after="200" w:line="276" w:lineRule="auto"/>
         <w:jc w:val="center"/>
       </w:pPr>
       <w:r>
         <w:rPr>
           <w:rFonts w:ascii="Arial" w:hAnsi="Arial"/>
           <w:b/>
-          <w:sz w:val="23"/>
+          <w:sz w:val="22"/>
         </w:rPr>
-        <w:t>RINCIAN ANGGARAN BIAYA (RAB) FINAL</w:t>
-        <w:br/>
+        <w:t>SATUAN KERJA PELAKSANAAN PRASARANA STRATEGIS RIAU TA 2025</w:t>
       </w:r>
+    </w:p>
+    <w:p>
+      <w:pPr>
+        <w:spacing w:before="0" w:after="120" w:line="300" w:lineRule="auto"/>
+        <w:jc w:val="both"/>
+      </w:pPr>
       <w:r>
         <w:rPr>
           <w:rFonts w:ascii="Arial" w:hAnsi="Arial"/>
-          <w:b/>
-          <w:sz w:val="23"/>
+          <w:b w:val="0"/>
+          <w:sz w:val="21"/>
         </w:rPr>
-        <w:t>ADMINISTRASI KEGIATAN PEMBANGUNAN GEDUNG SPPG PROVINSI RIAU</w:t>
-        <w:br/>
-      </w:r>
-      <w:r>
-        <w:rPr>
-          <w:rFonts w:ascii="Arial" w:hAnsi="Arial"/>
-          <w:b/>
-          <w:sz w:val="23"/>
-        </w:rPr>
-        <w:t>TAHUN ANGGARAN 2025</w:t>
+        <w:t>Rencana Anggaran Biaya (RAB) Final ini telah ditelaah bersama oleh Tim Persiapan dan Pejabat Pembuat Komitmen (PPK) berdasarkan pagu DIPA/POK Satuan Kerja Pelaksanaan Prasarana Strategis Riau Tahun Anggaran 2025 serta mengacu pada Peraturan Menteri Keuangan tentang Standar Biaya Masukan (SBM) TA 2025:</w:t>
       </w:r>
     </w:p>
     <w:tbl>
       <w:tblPr>
         <w:tblW w:type="auto" w:w="0"/>
         <w:jc w:val="center"/>
+        <w:tblLayout w:type="fixed"/>
         <w:tblLook w:firstColumn="1" w:firstRow="1" w:lastColumn="0" w:lastRow="0" w:noHBand="0" w:noVBand="1" w:val="04A0"/>
+        <w:tblBorders>
+          <w:top w:val="single" w:sz="4" w:space="0" w:color="444444"/>
+          <w:left w:val="single" w:sz="4" w:space="0" w:color="444444"/>
+          <w:bottom w:val="single" w:sz="4" w:space="0" w:color="444444"/>
+          <w:right w:val="single" w:sz="4" w:space="0" w:color="444444"/>
+          <w:insideH w:val="single" w:sz="4" w:space="0" w:color="444444"/>
+          <w:insideV w:val="single" w:sz="4" w:space="0" w:color="444444"/>
+        </w:tblBorders>
       </w:tblPr>
       <w:tblGrid>
-        <w:gridCol w:w="1728"/>
-        <w:gridCol w:w="1728"/>
-        <w:gridCol w:w="1728"/>
-        <w:gridCol w:w="1728"/>
-        <w:gridCol w:w="1728"/>
+        <w:gridCol w:w="1336"/>
+        <w:gridCol w:w="1336"/>
+        <w:gridCol w:w="1336"/>
+        <w:gridCol w:w="1336"/>
+        <w:gridCol w:w="1336"/>
+        <w:gridCol w:w="1336"/>
+        <w:gridCol w:w="1336"/>
       </w:tblGrid>
       <w:tr>
+        <w:trPr>
+          <w:tblHeader/>
+          <w:cantSplit/>
+        </w:trPr>
         <w:tc>
           <w:tcPr>
-            <w:tcW w:type="dxa" w:w="1728"/>
-            <w:shd w:val="clear" w:color="auto" w:fill="E0E0E0"/>
+            <w:tcW w:type="dxa" w:w="510"/>
+            <w:vAlign w:val="center"/>
+            <w:shd w:fill="D9E2F3"/>
+            <w:tcMar>
+              <w:top w:w="90" w:type="dxa"/>
+              <w:bottom w:w="90" w:type="dxa"/>
+              <w:left w:w="110" w:type="dxa"/>
+              <w:right w:w="110" w:type="dxa"/>
+            </w:tcMar>
           </w:tcPr>
           <w:p>
+            <w:pPr>
+              <w:spacing w:before="0" w:after="0" w:line="276" w:lineRule="auto"/>
+              <w:jc w:val="center"/>
+            </w:pPr>
             <w:r>
               <w:rPr>
                 <w:rFonts w:ascii="Arial" w:hAnsi="Arial"/>
                 <w:b/>
-                <w:sz w:val="18"/>
+                <w:sz w:val="19"/>
               </w:rPr>
-              <w:t>KODE AKUN</w:t>
+              <w:t>No.</w:t>
             </w:r>
           </w:p>
         </w:tc>
         <w:tc>
           <w:tcPr>
-            <w:tcW w:type="dxa" w:w="1728"/>
-            <w:shd w:val="clear" w:color="auto" w:fill="E0E0E0"/>
+            <w:tcW w:type="dxa" w:w="1020"/>
+            <w:vAlign w:val="center"/>
+            <w:shd w:fill="D9E2F3"/>
+            <w:tcMar>
+              <w:top w:w="90" w:type="dxa"/>
+              <w:bottom w:w="90" w:type="dxa"/>
+              <w:left w:w="110" w:type="dxa"/>
+              <w:right w:w="110" w:type="dxa"/>
+            </w:tcMar>
           </w:tcPr>
           <w:p>
+            <w:pPr>
+              <w:spacing w:before="0" w:after="0" w:line="276" w:lineRule="auto"/>
+              <w:jc w:val="center"/>
+            </w:pPr>
             <w:r>
               <w:rPr>
                 <w:rFonts w:ascii="Arial" w:hAnsi="Arial"/>
                 <w:b/>
-                <w:sz w:val="18"/>
+                <w:sz w:val="19"/>
               </w:rPr>
-              <w:t>URAIAN RINCIAN ANGGARAN</w:t>
+              <w:t>Kode Akun</w:t>
             </w:r>
           </w:p>
         </w:tc>
         <w:tc>
           <w:tcPr>
-            <w:tcW w:type="dxa" w:w="1728"/>
-            <w:shd w:val="clear" w:color="auto" w:fill="E0E0E0"/>
+            <w:tcW w:type="dxa" w:w="3288"/>
+            <w:vAlign w:val="center"/>
+            <w:shd w:fill="D9E2F3"/>
+            <w:tcMar>
+              <w:top w:w="90" w:type="dxa"/>
+              <w:bottom w:w="90" w:type="dxa"/>
+              <w:left w:w="110" w:type="dxa"/>
+              <w:right w:w="110" w:type="dxa"/>
+            </w:tcMar>
           </w:tcPr>
           <w:p>
+            <w:pPr>
+              <w:spacing w:before="0" w:after="0" w:line="276" w:lineRule="auto"/>
+              <w:jc w:val="center"/>
+            </w:pPr>
             <w:r>
               <w:rPr>
                 <w:rFonts w:ascii="Arial" w:hAnsi="Arial"/>
                 <w:b/>
-                <w:sz w:val="18"/>
+                <w:sz w:val="19"/>
               </w:rPr>
-              <w:t>VOL</w:t>
+              <w:t>Uraian Komponen / Subkomponen Belanja</w:t>
             </w:r>
           </w:p>
         </w:tc>
         <w:tc>
           <w:tcPr>
-            <w:tcW w:type="dxa" w:w="1728"/>
-            <w:shd w:val="clear" w:color="auto" w:fill="E0E0E0"/>
+            <w:tcW w:type="dxa" w:w="680"/>
+            <w:vAlign w:val="center"/>
+            <w:shd w:fill="D9E2F3"/>
+            <w:tcMar>
+              <w:top w:w="90" w:type="dxa"/>
+              <w:bottom w:w="90" w:type="dxa"/>
+              <w:left w:w="110" w:type="dxa"/>
+              <w:right w:w="110" w:type="dxa"/>
+            </w:tcMar>
           </w:tcPr>
           <w:p>
+            <w:pPr>
+              <w:spacing w:before="0" w:after="0" w:line="276" w:lineRule="auto"/>
+              <w:jc w:val="center"/>
+            </w:pPr>
             <w:r>
               <w:rPr>
                 <w:rFonts w:ascii="Arial" w:hAnsi="Arial"/>
                 <w:b/>
-                <w:sz w:val="18"/>
+                <w:sz w:val="19"/>
               </w:rPr>
-              <w:t>SATUAN (Rp)</w:t>
+              <w:t>Volume</w:t>
             </w:r>
           </w:p>
         </w:tc>
         <w:tc>
           <w:tcPr>
-            <w:tcW w:type="dxa" w:w="1728"/>
-            <w:shd w:val="clear" w:color="auto" w:fill="E0E0E0"/>
+            <w:tcW w:type="dxa" w:w="794"/>
+            <w:vAlign w:val="center"/>
+            <w:shd w:fill="D9E2F3"/>
+            <w:tcMar>
+              <w:top w:w="90" w:type="dxa"/>
+              <w:bottom w:w="90" w:type="dxa"/>
+              <w:left w:w="110" w:type="dxa"/>
+              <w:right w:w="110" w:type="dxa"/>
+            </w:tcMar>
           </w:tcPr>
           <w:p>
+            <w:pPr>
+              <w:spacing w:before="0" w:after="0" w:line="276" w:lineRule="auto"/>
+              <w:jc w:val="center"/>
+            </w:pPr>
             <w:r>
               <w:rPr>
                 <w:rFonts w:ascii="Arial" w:hAnsi="Arial"/>
                 <w:b/>
-                <w:sz w:val="18"/>
+                <w:sz w:val="19"/>
               </w:rPr>
-              <w:t>TOTAL (Rp)</w:t>
+              <w:t>Satuan</w:t>
+            </w:r>
+          </w:p>
+        </w:tc>
+        <w:tc>
+          <w:tcPr>
+            <w:tcW w:type="dxa" w:w="1531"/>
+            <w:vAlign w:val="center"/>
+            <w:shd w:fill="D9E2F3"/>
+            <w:tcMar>
+              <w:top w:w="90" w:type="dxa"/>
+              <w:bottom w:w="90" w:type="dxa"/>
+              <w:left w:w="110" w:type="dxa"/>
+              <w:right w:w="110" w:type="dxa"/>
+            </w:tcMar>
+          </w:tcPr>
+          <w:p>
+            <w:pPr>
+              <w:spacing w:before="0" w:after="0" w:line="276" w:lineRule="auto"/>
+              <w:jc w:val="center"/>
+            </w:pPr>
+            <w:r>
+              <w:rPr>
+                <w:rFonts w:ascii="Arial" w:hAnsi="Arial"/>
+                <w:b/>
+                <w:sz w:val="19"/>
+              </w:rPr>
+              <w:t>Harga Satuan (Rp)</w:t>
+            </w:r>
+          </w:p>
+        </w:tc>
+        <w:tc>
+          <w:tcPr>
+            <w:tcW w:type="dxa" w:w="1531"/>
+            <w:vAlign w:val="center"/>
+            <w:shd w:fill="D9E2F3"/>
+            <w:tcMar>
+              <w:top w:w="90" w:type="dxa"/>
+              <w:bottom w:w="90" w:type="dxa"/>
+              <w:left w:w="110" w:type="dxa"/>
+              <w:right w:w="110" w:type="dxa"/>
+            </w:tcMar>
+          </w:tcPr>
+          <w:p>
+            <w:pPr>
+              <w:spacing w:before="0" w:after="0" w:line="276" w:lineRule="auto"/>
+              <w:jc w:val="center"/>
+            </w:pPr>
+            <w:r>
+              <w:rPr>
+                <w:rFonts w:ascii="Arial" w:hAnsi="Arial"/>
+                <w:b/>
+                <w:sz w:val="19"/>
+              </w:rPr>
+              <w:t>Jumlah Pagu (Rp)</w:t>
             </w:r>
           </w:p>
         </w:tc>
       </w:tr>
       <w:tr>
+        <w:trPr>
+          <w:cantSplit/>
+        </w:trPr>
         <w:tc>
           <w:tcPr>
-            <w:tcW w:type="dxa" w:w="1728"/>
+            <w:tcW w:type="dxa" w:w="510"/>
+            <w:vAlign w:val="center"/>
+            <w:tcMar>
+              <w:top w:w="75" w:type="dxa"/>
+              <w:bottom w:w="75" w:type="dxa"/>
+              <w:left w:w="110" w:type="dxa"/>
+              <w:right w:w="110" w:type="dxa"/>
+            </w:tcMar>
           </w:tcPr>
           <w:p>
+            <w:pPr>
+              <w:spacing w:before="0" w:after="0" w:line="276" w:lineRule="auto"/>
+              <w:jc w:val="center"/>
+            </w:pPr>
             <w:r>
               <w:rPr>
                 <w:rFonts w:ascii="Arial" w:hAnsi="Arial"/>
-                <w:b/>
-                <w:sz w:val="17"/>
+                <w:b w:val="0"/>
+                <w:sz w:val="19"/>
+              </w:rPr>
+              <w:t>1</w:t>
+            </w:r>
+          </w:p>
+        </w:tc>
+        <w:tc>
+          <w:tcPr>
+            <w:tcW w:type="dxa" w:w="1020"/>
+            <w:vAlign w:val="center"/>
+            <w:tcMar>
+              <w:top w:w="75" w:type="dxa"/>
+              <w:bottom w:w="75" w:type="dxa"/>
+              <w:left w:w="110" w:type="dxa"/>
+              <w:right w:w="110" w:type="dxa"/>
+            </w:tcMar>
+          </w:tcPr>
+          <w:p>
+            <w:pPr>
+              <w:spacing w:before="0" w:after="0" w:line="276" w:lineRule="auto"/>
+              <w:jc w:val="center"/>
+            </w:pPr>
+            <w:r>
+              <w:rPr>
+                <w:rFonts w:ascii="Arial" w:hAnsi="Arial"/>
+                <w:b w:val="0"/>
+                <w:sz w:val="19"/>
               </w:rPr>
               <w:t>521211</w:t>
             </w:r>
@@ -182,443 +375,381 @@
         </w:tc>
         <w:tc>
           <w:tcPr>
-            <w:tcW w:type="dxa" w:w="1728"/>
+            <w:tcW w:type="dxa" w:w="3288"/>
+            <w:vAlign w:val="center"/>
+            <w:tcMar>
+              <w:top w:w="75" w:type="dxa"/>
+              <w:bottom w:w="75" w:type="dxa"/>
+              <w:left w:w="110" w:type="dxa"/>
+              <w:right w:w="110" w:type="dxa"/>
+            </w:tcMar>
           </w:tcPr>
           <w:p>
+            <w:pPr>
+              <w:spacing w:before="0" w:after="0" w:line="276" w:lineRule="auto"/>
+              <w:jc w:val="both"/>
+            </w:pPr>
             <w:r>
               <w:rPr>
                 <w:rFonts w:ascii="Arial" w:hAnsi="Arial"/>
-                <w:sz w:val="17"/>
+                <w:b w:val="0"/>
+                <w:sz w:val="19"/>
               </w:rPr>
-              <w:t>Belanja Bahan (ATK Kantor SPPG)</w:t>
+              <w:t>Belanja Bahan:</w:t>
+              <w:br/>
+              <w:t>- Pengadaan ATK Kegiatan Administrasi SPPG</w:t>
+              <w:br/>
+              <w:t>- Pengadaan Computer Supplies (Tinta/Toner)</w:t>
+              <w:br/>
+              <w:t>- Penggandaan Dokumen &amp; Konsumsi Rapat</w:t>
             </w:r>
           </w:p>
         </w:tc>
         <w:tc>
           <w:tcPr>
-            <w:tcW w:type="dxa" w:w="1728"/>
+            <w:tcW w:type="dxa" w:w="680"/>
+            <w:vAlign w:val="center"/>
+            <w:tcMar>
+              <w:top w:w="75" w:type="dxa"/>
+              <w:bottom w:w="75" w:type="dxa"/>
+              <w:left w:w="110" w:type="dxa"/>
+              <w:right w:w="110" w:type="dxa"/>
+            </w:tcMar>
           </w:tcPr>
           <w:p>
+            <w:pPr>
+              <w:spacing w:before="0" w:after="0" w:line="276" w:lineRule="auto"/>
+              <w:jc w:val="center"/>
+            </w:pPr>
             <w:r>
               <w:rPr>
                 <w:rFonts w:ascii="Arial" w:hAnsi="Arial"/>
-                <w:sz w:val="17"/>
+                <w:b w:val="0"/>
+                <w:sz w:val="19"/>
               </w:rPr>
-              <w:t>4 Bln</w:t>
+              <w:t>1,00</w:t>
             </w:r>
           </w:p>
         </w:tc>
         <w:tc>
           <w:tcPr>
-            <w:tcW w:type="dxa" w:w="1728"/>
+            <w:tcW w:type="dxa" w:w="794"/>
+            <w:vAlign w:val="center"/>
+            <w:tcMar>
+              <w:top w:w="75" w:type="dxa"/>
+              <w:bottom w:w="75" w:type="dxa"/>
+              <w:left w:w="110" w:type="dxa"/>
+              <w:right w:w="110" w:type="dxa"/>
+            </w:tcMar>
           </w:tcPr>
           <w:p>
+            <w:pPr>
+              <w:spacing w:before="0" w:after="0" w:line="276" w:lineRule="auto"/>
+              <w:jc w:val="center"/>
+            </w:pPr>
             <w:r>
               <w:rPr>
                 <w:rFonts w:ascii="Arial" w:hAnsi="Arial"/>
-                <w:sz w:val="17"/>
+                <w:b w:val="0"/>
+                <w:sz w:val="19"/>
               </w:rPr>
-              <w:t>3.000.000</w:t>
+              <w:t>Paket</w:t>
             </w:r>
           </w:p>
         </w:tc>
         <w:tc>
           <w:tcPr>
-            <w:tcW w:type="dxa" w:w="1728"/>
+            <w:tcW w:type="dxa" w:w="1531"/>
+            <w:vAlign w:val="center"/>
+            <w:tcMar>
+              <w:top w:w="75" w:type="dxa"/>
+              <w:bottom w:w="75" w:type="dxa"/>
+              <w:left w:w="110" w:type="dxa"/>
+              <w:right w:w="110" w:type="dxa"/>
+            </w:tcMar>
           </w:tcPr>
           <w:p>
+            <w:pPr>
+              <w:spacing w:before="0" w:after="0" w:line="276" w:lineRule="auto"/>
+              <w:jc w:val="right"/>
+            </w:pPr>
             <w:r>
               <w:rPr>
                 <w:rFonts w:ascii="Arial" w:hAnsi="Arial"/>
-                <w:b/>
-                <w:sz w:val="17"/>
+                <w:b w:val="0"/>
+                <w:sz w:val="19"/>
               </w:rPr>
-              <w:t>12.000.000</w:t>
+              <w:t>45.320.000</w:t>
+            </w:r>
+          </w:p>
+        </w:tc>
+        <w:tc>
+          <w:tcPr>
+            <w:tcW w:type="dxa" w:w="1531"/>
+            <w:vAlign w:val="center"/>
+            <w:tcMar>
+              <w:top w:w="75" w:type="dxa"/>
+              <w:bottom w:w="75" w:type="dxa"/>
+              <w:left w:w="110" w:type="dxa"/>
+              <w:right w:w="110" w:type="dxa"/>
+            </w:tcMar>
+          </w:tcPr>
+          <w:p>
+            <w:pPr>
+              <w:spacing w:before="0" w:after="0" w:line="276" w:lineRule="auto"/>
+              <w:jc w:val="right"/>
+            </w:pPr>
+            <w:r>
+              <w:rPr>
+                <w:rFonts w:ascii="Arial" w:hAnsi="Arial"/>
+                <w:b w:val="0"/>
+                <w:sz w:val="19"/>
+              </w:rPr>
+              <w:t>45.320.000</w:t>
             </w:r>
           </w:p>
         </w:tc>
       </w:tr>
       <w:tr>
+        <w:trPr>
+          <w:cantSplit/>
+        </w:trPr>
         <w:tc>
           <w:tcPr>
-            <w:tcW w:type="dxa" w:w="1728"/>
+            <w:tcW w:type="dxa" w:w="510"/>
+            <w:vAlign w:val="center"/>
+            <w:tcMar>
+              <w:top w:w="75" w:type="dxa"/>
+              <w:bottom w:w="75" w:type="dxa"/>
+              <w:left w:w="110" w:type="dxa"/>
+              <w:right w:w="110" w:type="dxa"/>
+            </w:tcMar>
           </w:tcPr>
           <w:p>
+            <w:pPr>
+              <w:spacing w:before="0" w:after="0" w:line="276" w:lineRule="auto"/>
+              <w:jc w:val="center"/>
+            </w:pPr>
             <w:r>
               <w:rPr>
                 <w:rFonts w:ascii="Arial" w:hAnsi="Arial"/>
-                <w:b/>
-                <w:sz w:val="17"/>
+                <w:b w:val="0"/>
+                <w:sz w:val="19"/>
               </w:rPr>
-              <w:t>521211</w:t>
+              <w:t>2</w:t>
             </w:r>
           </w:p>
         </w:tc>
         <w:tc>
           <w:tcPr>
-            <w:tcW w:type="dxa" w:w="1728"/>
+            <w:tcW w:type="dxa" w:w="1020"/>
+            <w:vAlign w:val="center"/>
+            <w:tcMar>
+              <w:top w:w="75" w:type="dxa"/>
+              <w:bottom w:w="75" w:type="dxa"/>
+              <w:left w:w="110" w:type="dxa"/>
+              <w:right w:w="110" w:type="dxa"/>
+            </w:tcMar>
           </w:tcPr>
           <w:p>
+            <w:pPr>
+              <w:spacing w:before="0" w:after="0" w:line="276" w:lineRule="auto"/>
+              <w:jc w:val="center"/>
+            </w:pPr>
             <w:r>
               <w:rPr>
                 <w:rFonts w:ascii="Arial" w:hAnsi="Arial"/>
-                <w:sz w:val="17"/>
+                <w:b w:val="0"/>
+                <w:sz w:val="19"/>
               </w:rPr>
-              <w:t>Belanja Bahan (Supplies Komputer SPPG)</w:t>
+              <w:t>521213</w:t>
             </w:r>
           </w:p>
         </w:tc>
         <w:tc>
           <w:tcPr>
-            <w:tcW w:type="dxa" w:w="1728"/>
+            <w:tcW w:type="dxa" w:w="3288"/>
+            <w:vAlign w:val="center"/>
+            <w:tcMar>
+              <w:top w:w="75" w:type="dxa"/>
+              <w:bottom w:w="75" w:type="dxa"/>
+              <w:left w:w="110" w:type="dxa"/>
+              <w:right w:w="110" w:type="dxa"/>
+            </w:tcMar>
           </w:tcPr>
           <w:p>
+            <w:pPr>
+              <w:spacing w:before="0" w:after="0" w:line="276" w:lineRule="auto"/>
+              <w:jc w:val="both"/>
+            </w:pPr>
             <w:r>
               <w:rPr>
                 <w:rFonts w:ascii="Arial" w:hAnsi="Arial"/>
-                <w:sz w:val="17"/>
+                <w:b w:val="0"/>
+                <w:sz w:val="19"/>
               </w:rPr>
-              <w:t>4 Bln</w:t>
+              <w:t>Belanja Honor Output Kegiatan:</w:t>
+              <w:br/>
+              <w:t>- Honorarium Tim Penyelenggara Kegiatan</w:t>
             </w:r>
           </w:p>
         </w:tc>
         <w:tc>
           <w:tcPr>
-            <w:tcW w:type="dxa" w:w="1728"/>
+            <w:tcW w:type="dxa" w:w="680"/>
+            <w:vAlign w:val="center"/>
+            <w:tcMar>
+              <w:top w:w="75" w:type="dxa"/>
+              <w:bottom w:w="75" w:type="dxa"/>
+              <w:left w:w="110" w:type="dxa"/>
+              <w:right w:w="110" w:type="dxa"/>
+            </w:tcMar>
           </w:tcPr>
           <w:p>
+            <w:pPr>
+              <w:spacing w:before="0" w:after="0" w:line="276" w:lineRule="auto"/>
+              <w:jc w:val="center"/>
+            </w:pPr>
             <w:r>
               <w:rPr>
                 <w:rFonts w:ascii="Arial" w:hAnsi="Arial"/>
-                <w:sz w:val="17"/>
+                <w:b w:val="0"/>
+                <w:sz w:val="19"/>
               </w:rPr>
-              <w:t>3.000.000</w:t>
+              <w:t>1,00</w:t>
             </w:r>
           </w:p>
         </w:tc>
         <w:tc>
           <w:tcPr>
-            <w:tcW w:type="dxa" w:w="1728"/>
+            <w:tcW w:type="dxa" w:w="794"/>
+            <w:vAlign w:val="center"/>
+            <w:tcMar>
+              <w:top w:w="75" w:type="dxa"/>
+              <w:bottom w:w="75" w:type="dxa"/>
+              <w:left w:w="110" w:type="dxa"/>
+              <w:right w:w="110" w:type="dxa"/>
+            </w:tcMar>
           </w:tcPr>
           <w:p>
+            <w:pPr>
+              <w:spacing w:before="0" w:after="0" w:line="276" w:lineRule="auto"/>
+              <w:jc w:val="center"/>
+            </w:pPr>
             <w:r>
               <w:rPr>
                 <w:rFonts w:ascii="Arial" w:hAnsi="Arial"/>
-                <w:b/>
-                <w:sz w:val="17"/>
+                <w:b w:val="0"/>
+                <w:sz w:val="19"/>
               </w:rPr>
-              <w:t>12.000.000</w:t>
+              <w:t>Paket</w:t>
+            </w:r>
+          </w:p>
+        </w:tc>
+        <w:tc>
+          <w:tcPr>
+            <w:tcW w:type="dxa" w:w="1531"/>
+            <w:vAlign w:val="center"/>
+            <w:tcMar>
+              <w:top w:w="75" w:type="dxa"/>
+              <w:bottom w:w="75" w:type="dxa"/>
+              <w:left w:w="110" w:type="dxa"/>
+              <w:right w:w="110" w:type="dxa"/>
+            </w:tcMar>
+          </w:tcPr>
+          <w:p>
+            <w:pPr>
+              <w:spacing w:before="0" w:after="0" w:line="276" w:lineRule="auto"/>
+              <w:jc w:val="right"/>
+            </w:pPr>
+            <w:r>
+              <w:rPr>
+                <w:rFonts w:ascii="Arial" w:hAnsi="Arial"/>
+                <w:b w:val="0"/>
+                <w:sz w:val="19"/>
+              </w:rPr>
+              <w:t>43.200.000</w:t>
+            </w:r>
+          </w:p>
+        </w:tc>
+        <w:tc>
+          <w:tcPr>
+            <w:tcW w:type="dxa" w:w="1531"/>
+            <w:vAlign w:val="center"/>
+            <w:tcMar>
+              <w:top w:w="75" w:type="dxa"/>
+              <w:bottom w:w="75" w:type="dxa"/>
+              <w:left w:w="110" w:type="dxa"/>
+              <w:right w:w="110" w:type="dxa"/>
+            </w:tcMar>
+          </w:tcPr>
+          <w:p>
+            <w:pPr>
+              <w:spacing w:before="0" w:after="0" w:line="276" w:lineRule="auto"/>
+              <w:jc w:val="right"/>
+            </w:pPr>
+            <w:r>
+              <w:rPr>
+                <w:rFonts w:ascii="Arial" w:hAnsi="Arial"/>
+                <w:b w:val="0"/>
+                <w:sz w:val="19"/>
+              </w:rPr>
+              <w:t>43.200.000</w:t>
             </w:r>
           </w:p>
         </w:tc>
       </w:tr>
       <w:tr>
+        <w:trPr>
+          <w:cantSplit/>
+        </w:trPr>
         <w:tc>
           <w:tcPr>
-            <w:tcW w:type="dxa" w:w="1728"/>
+            <w:tcW w:type="dxa" w:w="510"/>
+            <w:vAlign w:val="center"/>
+            <w:tcMar>
+              <w:top w:w="75" w:type="dxa"/>
+              <w:bottom w:w="75" w:type="dxa"/>
+              <w:left w:w="110" w:type="dxa"/>
+              <w:right w:w="110" w:type="dxa"/>
+            </w:tcMar>
           </w:tcPr>
           <w:p>
+            <w:pPr>
+              <w:spacing w:before="0" w:after="0" w:line="276" w:lineRule="auto"/>
+              <w:jc w:val="center"/>
+            </w:pPr>
             <w:r>
               <w:rPr>
                 <w:rFonts w:ascii="Arial" w:hAnsi="Arial"/>
-                <w:b/>
-                <w:sz w:val="17"/>
+                <w:b w:val="0"/>
+                <w:sz w:val="19"/>
               </w:rPr>
-              <w:t>521211</w:t>
+              <w:t>3</w:t>
             </w:r>
           </w:p>
         </w:tc>
         <w:tc>
           <w:tcPr>
-            <w:tcW w:type="dxa" w:w="1728"/>
+            <w:tcW w:type="dxa" w:w="1020"/>
+            <w:vAlign w:val="center"/>
+            <w:tcMar>
+              <w:top w:w="75" w:type="dxa"/>
+              <w:bottom w:w="75" w:type="dxa"/>
+              <w:left w:w="110" w:type="dxa"/>
+              <w:right w:w="110" w:type="dxa"/>
+            </w:tcMar>
           </w:tcPr>
           <w:p>
+            <w:pPr>
+              <w:spacing w:before="0" w:after="0" w:line="276" w:lineRule="auto"/>
+              <w:jc w:val="center"/>
+            </w:pPr>
             <w:r>
               <w:rPr>
                 <w:rFonts w:ascii="Arial" w:hAnsi="Arial"/>
-                <w:sz w:val="17"/>
-              </w:rPr>
-              <w:t>Dokumentasi dan Penggandaan Pelaporan</w:t>
-            </w:r>
-          </w:p>
-        </w:tc>
-        <w:tc>
-          <w:tcPr>
-            <w:tcW w:type="dxa" w:w="1728"/>
-          </w:tcPr>
-          <w:p>
-            <w:r>
-              <w:rPr>
-                <w:rFonts w:ascii="Arial" w:hAnsi="Arial"/>
-                <w:sz w:val="17"/>
-              </w:rPr>
-              <w:t>1 Pkt</w:t>
-            </w:r>
-          </w:p>
-        </w:tc>
-        <w:tc>
-          <w:tcPr>
-            <w:tcW w:type="dxa" w:w="1728"/>
-          </w:tcPr>
-          <w:p>
-            <w:r>
-              <w:rPr>
-                <w:rFonts w:ascii="Arial" w:hAnsi="Arial"/>
-                <w:sz w:val="17"/>
-              </w:rPr>
-              <w:t>8.700.000</w:t>
-            </w:r>
-          </w:p>
-        </w:tc>
-        <w:tc>
-          <w:tcPr>
-            <w:tcW w:type="dxa" w:w="1728"/>
-          </w:tcPr>
-          <w:p>
-            <w:r>
-              <w:rPr>
-                <w:rFonts w:ascii="Arial" w:hAnsi="Arial"/>
-                <w:b/>
-                <w:sz w:val="17"/>
-              </w:rPr>
-              <w:t>8.700.000</w:t>
-            </w:r>
-          </w:p>
-        </w:tc>
-      </w:tr>
-      <w:tr>
-        <w:tc>
-          <w:tcPr>
-            <w:tcW w:type="dxa" w:w="1728"/>
-          </w:tcPr>
-          <w:p>
-            <w:r>
-              <w:rPr>
-                <w:rFonts w:ascii="Arial" w:hAnsi="Arial"/>
-                <w:b/>
-                <w:sz w:val="17"/>
-              </w:rPr>
-              <w:t>521811</w:t>
-            </w:r>
-          </w:p>
-        </w:tc>
-        <w:tc>
-          <w:tcPr>
-            <w:tcW w:type="dxa" w:w="1728"/>
-          </w:tcPr>
-          <w:p>
-            <w:r>
-              <w:rPr>
-                <w:rFonts w:ascii="Arial" w:hAnsi="Arial"/>
-                <w:sz w:val="17"/>
-              </w:rPr>
-              <w:t>Barang Konsumsi / Konsumsi Rapat Koordinasi</w:t>
-            </w:r>
-          </w:p>
-        </w:tc>
-        <w:tc>
-          <w:tcPr>
-            <w:tcW w:type="dxa" w:w="1728"/>
-          </w:tcPr>
-          <w:p>
-            <w:r>
-              <w:rPr>
-                <w:rFonts w:ascii="Arial" w:hAnsi="Arial"/>
-                <w:sz w:val="17"/>
-              </w:rPr>
-              <w:t>160 OK</w:t>
-            </w:r>
-          </w:p>
-        </w:tc>
-        <w:tc>
-          <w:tcPr>
-            <w:tcW w:type="dxa" w:w="1728"/>
-          </w:tcPr>
-          <w:p>
-            <w:r>
-              <w:rPr>
-                <w:rFonts w:ascii="Arial" w:hAnsi="Arial"/>
-                <w:sz w:val="17"/>
-              </w:rPr>
-              <w:t>75.000</w:t>
-            </w:r>
-          </w:p>
-        </w:tc>
-        <w:tc>
-          <w:tcPr>
-            <w:tcW w:type="dxa" w:w="1728"/>
-          </w:tcPr>
-          <w:p>
-            <w:r>
-              <w:rPr>
-                <w:rFonts w:ascii="Arial" w:hAnsi="Arial"/>
-                <w:b/>
-                <w:sz w:val="17"/>
-              </w:rPr>
-              <w:t>12.000.000</w:t>
-            </w:r>
-          </w:p>
-        </w:tc>
-      </w:tr>
-      <w:tr>
-        <w:tc>
-          <w:tcPr>
-            <w:tcW w:type="dxa" w:w="1728"/>
-          </w:tcPr>
-          <w:p>
-            <w:r>
-              <w:rPr>
-                <w:rFonts w:ascii="Arial" w:hAnsi="Arial"/>
-                <w:b/>
-                <w:sz w:val="17"/>
-              </w:rPr>
-              <w:t>522131</w:t>
-            </w:r>
-          </w:p>
-        </w:tc>
-        <w:tc>
-          <w:tcPr>
-            <w:tcW w:type="dxa" w:w="1728"/>
-          </w:tcPr>
-          <w:p>
-            <w:r>
-              <w:rPr>
-                <w:rFonts w:ascii="Arial" w:hAnsi="Arial"/>
-                <w:sz w:val="17"/>
-              </w:rPr>
-              <w:t>Belanja Jasa Profesi Konsultan Individual</w:t>
-            </w:r>
-          </w:p>
-        </w:tc>
-        <w:tc>
-          <w:tcPr>
-            <w:tcW w:type="dxa" w:w="1728"/>
-          </w:tcPr>
-          <w:p>
-            <w:r>
-              <w:rPr>
-                <w:rFonts w:ascii="Arial" w:hAnsi="Arial"/>
-                <w:sz w:val="17"/>
-              </w:rPr>
-              <w:t>3 OB</w:t>
-            </w:r>
-          </w:p>
-        </w:tc>
-        <w:tc>
-          <w:tcPr>
-            <w:tcW w:type="dxa" w:w="1728"/>
-          </w:tcPr>
-          <w:p>
-            <w:r>
-              <w:rPr>
-                <w:rFonts w:ascii="Arial" w:hAnsi="Arial"/>
-                <w:sz w:val="17"/>
-              </w:rPr>
-              <w:t>5.000.000</w:t>
-            </w:r>
-          </w:p>
-        </w:tc>
-        <w:tc>
-          <w:tcPr>
-            <w:tcW w:type="dxa" w:w="1728"/>
-          </w:tcPr>
-          <w:p>
-            <w:r>
-              <w:rPr>
-                <w:rFonts w:ascii="Arial" w:hAnsi="Arial"/>
-                <w:b/>
-                <w:sz w:val="17"/>
-              </w:rPr>
-              <w:t>15.000.000</w:t>
-            </w:r>
-          </w:p>
-        </w:tc>
-      </w:tr>
-      <w:tr>
-        <w:tc>
-          <w:tcPr>
-            <w:tcW w:type="dxa" w:w="1728"/>
-          </w:tcPr>
-          <w:p>
-            <w:r>
-              <w:rPr>
-                <w:rFonts w:ascii="Arial" w:hAnsi="Arial"/>
-                <w:b/>
-                <w:sz w:val="17"/>
-              </w:rPr>
-              <w:t>522115</w:t>
-            </w:r>
-          </w:p>
-        </w:tc>
-        <w:tc>
-          <w:tcPr>
-            <w:tcW w:type="dxa" w:w="1728"/>
-          </w:tcPr>
-          <w:p>
-            <w:r>
-              <w:rPr>
-                <w:rFonts w:ascii="Arial" w:hAnsi="Arial"/>
-                <w:sz w:val="17"/>
-              </w:rPr>
-              <w:t>Pendampingan Hukum Kejaksaan</w:t>
-            </w:r>
-          </w:p>
-        </w:tc>
-        <w:tc>
-          <w:tcPr>
-            <w:tcW w:type="dxa" w:w="1728"/>
-          </w:tcPr>
-          <w:p>
-            <w:r>
-              <w:rPr>
-                <w:rFonts w:ascii="Arial" w:hAnsi="Arial"/>
-                <w:sz w:val="17"/>
-              </w:rPr>
-              <w:t>16 OJ</w:t>
-            </w:r>
-          </w:p>
-        </w:tc>
-        <w:tc>
-          <w:tcPr>
-            <w:tcW w:type="dxa" w:w="1728"/>
-          </w:tcPr>
-          <w:p>
-            <w:r>
-              <w:rPr>
-                <w:rFonts w:ascii="Arial" w:hAnsi="Arial"/>
-                <w:sz w:val="17"/>
-              </w:rPr>
-              <w:t>900.000</w:t>
-            </w:r>
-          </w:p>
-        </w:tc>
-        <w:tc>
-          <w:tcPr>
-            <w:tcW w:type="dxa" w:w="1728"/>
-          </w:tcPr>
-          <w:p>
-            <w:r>
-              <w:rPr>
-                <w:rFonts w:ascii="Arial" w:hAnsi="Arial"/>
-                <w:b/>
-                <w:sz w:val="17"/>
-              </w:rPr>
-              <w:t>14.400.000</w:t>
-            </w:r>
-          </w:p>
-        </w:tc>
-      </w:tr>
-      <w:tr>
-        <w:tc>
-          <w:tcPr>
-            <w:tcW w:type="dxa" w:w="1728"/>
-          </w:tcPr>
-          <w:p>
-            <w:r>
-              <w:rPr>
-                <w:rFonts w:ascii="Arial" w:hAnsi="Arial"/>
-                <w:b/>
-                <w:sz w:val="17"/>
+                <w:b w:val="0"/>
+                <w:sz w:val="19"/>
               </w:rPr>
               <w:t>524111</w:t>
             </w:r>
@@ -626,369 +757,190 @@
         </w:tc>
         <w:tc>
           <w:tcPr>
-            <w:tcW w:type="dxa" w:w="1728"/>
+            <w:tcW w:type="dxa" w:w="3288"/>
+            <w:vAlign w:val="center"/>
+            <w:tcMar>
+              <w:top w:w="75" w:type="dxa"/>
+              <w:bottom w:w="75" w:type="dxa"/>
+              <w:left w:w="110" w:type="dxa"/>
+              <w:right w:w="110" w:type="dxa"/>
+            </w:tcMar>
           </w:tcPr>
           <w:p>
+            <w:pPr>
+              <w:spacing w:before="0" w:after="0" w:line="276" w:lineRule="auto"/>
+              <w:jc w:val="both"/>
+            </w:pPr>
             <w:r>
               <w:rPr>
                 <w:rFonts w:ascii="Arial" w:hAnsi="Arial"/>
-                <w:sz w:val="17"/>
+                <w:b w:val="0"/>
+                <w:sz w:val="19"/>
               </w:rPr>
-              <w:t>Perjalanan Dinas Luar Provinsi (Tiket &amp; Penginapan)</w:t>
+              <w:t>Belanja Perjalanan Dinas Biasa:</w:t>
+              <w:br/>
+              <w:t>- Koordinasi Teknis Pusat &amp; Regional</w:t>
+              <w:br/>
+              <w:t>- Survei, Pendampingan &amp; Monitoring Kab/Kota Riau</w:t>
             </w:r>
           </w:p>
         </w:tc>
         <w:tc>
           <w:tcPr>
-            <w:tcW w:type="dxa" w:w="1728"/>
+            <w:tcW w:type="dxa" w:w="680"/>
+            <w:vAlign w:val="center"/>
+            <w:tcMar>
+              <w:top w:w="75" w:type="dxa"/>
+              <w:bottom w:w="75" w:type="dxa"/>
+              <w:left w:w="110" w:type="dxa"/>
+              <w:right w:w="110" w:type="dxa"/>
+            </w:tcMar>
           </w:tcPr>
           <w:p>
+            <w:pPr>
+              <w:spacing w:before="0" w:after="0" w:line="276" w:lineRule="auto"/>
+              <w:jc w:val="center"/>
+            </w:pPr>
             <w:r>
               <w:rPr>
                 <w:rFonts w:ascii="Arial" w:hAnsi="Arial"/>
-                <w:sz w:val="17"/>
+                <w:b w:val="0"/>
+                <w:sz w:val="19"/>
               </w:rPr>
-              <w:t>15 OK</w:t>
+              <w:t>1,00</w:t>
             </w:r>
           </w:p>
         </w:tc>
         <w:tc>
           <w:tcPr>
-            <w:tcW w:type="dxa" w:w="1728"/>
+            <w:tcW w:type="dxa" w:w="794"/>
+            <w:vAlign w:val="center"/>
+            <w:tcMar>
+              <w:top w:w="75" w:type="dxa"/>
+              <w:bottom w:w="75" w:type="dxa"/>
+              <w:left w:w="110" w:type="dxa"/>
+              <w:right w:w="110" w:type="dxa"/>
+            </w:tcMar>
           </w:tcPr>
           <w:p>
+            <w:pPr>
+              <w:spacing w:before="0" w:after="0" w:line="276" w:lineRule="auto"/>
+              <w:jc w:val="center"/>
+            </w:pPr>
             <w:r>
               <w:rPr>
                 <w:rFonts w:ascii="Arial" w:hAnsi="Arial"/>
-                <w:sz w:val="17"/>
+                <w:b w:val="0"/>
+                <w:sz w:val="19"/>
               </w:rPr>
-              <w:t>3.016.000</w:t>
+              <w:t>Paket</w:t>
             </w:r>
           </w:p>
         </w:tc>
         <w:tc>
           <w:tcPr>
-            <w:tcW w:type="dxa" w:w="1728"/>
+            <w:tcW w:type="dxa" w:w="1531"/>
+            <w:vAlign w:val="center"/>
+            <w:tcMar>
+              <w:top w:w="75" w:type="dxa"/>
+              <w:bottom w:w="75" w:type="dxa"/>
+              <w:left w:w="110" w:type="dxa"/>
+              <w:right w:w="110" w:type="dxa"/>
+            </w:tcMar>
           </w:tcPr>
           <w:p>
+            <w:pPr>
+              <w:spacing w:before="0" w:after="0" w:line="276" w:lineRule="auto"/>
+              <w:jc w:val="right"/>
+            </w:pPr>
             <w:r>
               <w:rPr>
                 <w:rFonts w:ascii="Arial" w:hAnsi="Arial"/>
-                <w:b/>
-                <w:sz w:val="17"/>
+                <w:b w:val="0"/>
+                <w:sz w:val="19"/>
               </w:rPr>
-              <w:t>45.240.000</w:t>
+              <w:t>225.730.000</w:t>
+            </w:r>
+          </w:p>
+        </w:tc>
+        <w:tc>
+          <w:tcPr>
+            <w:tcW w:type="dxa" w:w="1531"/>
+            <w:vAlign w:val="center"/>
+            <w:tcMar>
+              <w:top w:w="75" w:type="dxa"/>
+              <w:bottom w:w="75" w:type="dxa"/>
+              <w:left w:w="110" w:type="dxa"/>
+              <w:right w:w="110" w:type="dxa"/>
+            </w:tcMar>
+          </w:tcPr>
+          <w:p>
+            <w:pPr>
+              <w:spacing w:before="0" w:after="0" w:line="276" w:lineRule="auto"/>
+              <w:jc w:val="right"/>
+            </w:pPr>
+            <w:r>
+              <w:rPr>
+                <w:rFonts w:ascii="Arial" w:hAnsi="Arial"/>
+                <w:b w:val="0"/>
+                <w:sz w:val="19"/>
+              </w:rPr>
+              <w:t>225.730.000</w:t>
             </w:r>
           </w:p>
         </w:tc>
       </w:tr>
       <w:tr>
+        <w:trPr>
+          <w:cantSplit/>
+        </w:trPr>
         <w:tc>
           <w:tcPr>
-            <w:tcW w:type="dxa" w:w="1728"/>
+            <w:tcW w:type="dxa" w:w="510"/>
+            <w:vAlign w:val="center"/>
+            <w:tcMar>
+              <w:top w:w="75" w:type="dxa"/>
+              <w:bottom w:w="75" w:type="dxa"/>
+              <w:left w:w="110" w:type="dxa"/>
+              <w:right w:w="110" w:type="dxa"/>
+            </w:tcMar>
           </w:tcPr>
           <w:p>
+            <w:pPr>
+              <w:spacing w:before="0" w:after="0" w:line="276" w:lineRule="auto"/>
+              <w:jc w:val="center"/>
+            </w:pPr>
             <w:r>
               <w:rPr>
                 <w:rFonts w:ascii="Arial" w:hAnsi="Arial"/>
-                <w:b/>
-                <w:sz w:val="17"/>
+                <w:b w:val="0"/>
+                <w:sz w:val="19"/>
               </w:rPr>
-              <w:t>524111</w:t>
+              <w:t>4</w:t>
             </w:r>
           </w:p>
         </w:tc>
         <w:tc>
           <w:tcPr>
-            <w:tcW w:type="dxa" w:w="1728"/>
+            <w:tcW w:type="dxa" w:w="1020"/>
+            <w:vAlign w:val="center"/>
+            <w:tcMar>
+              <w:top w:w="75" w:type="dxa"/>
+              <w:bottom w:w="75" w:type="dxa"/>
+              <w:left w:w="110" w:type="dxa"/>
+              <w:right w:w="110" w:type="dxa"/>
+            </w:tcMar>
           </w:tcPr>
           <w:p>
+            <w:pPr>
+              <w:spacing w:before="0" w:after="0" w:line="276" w:lineRule="auto"/>
+              <w:jc w:val="center"/>
+            </w:pPr>
             <w:r>
               <w:rPr>
                 <w:rFonts w:ascii="Arial" w:hAnsi="Arial"/>
-                <w:sz w:val="17"/>
-              </w:rPr>
-              <w:t>Uang Harian &amp; Transport Monitoring Wilayah (Riau)</w:t>
-            </w:r>
-          </w:p>
-        </w:tc>
-        <w:tc>
-          <w:tcPr>
-            <w:tcW w:type="dxa" w:w="1728"/>
-          </w:tcPr>
-          <w:p>
-            <w:r>
-              <w:rPr>
-                <w:rFonts w:ascii="Arial" w:hAnsi="Arial"/>
-                <w:sz w:val="17"/>
-              </w:rPr>
-              <w:t>360 OH</w:t>
-            </w:r>
-          </w:p>
-        </w:tc>
-        <w:tc>
-          <w:tcPr>
-            <w:tcW w:type="dxa" w:w="1728"/>
-          </w:tcPr>
-          <w:p>
-            <w:r>
-              <w:rPr>
-                <w:rFonts w:ascii="Arial" w:hAnsi="Arial"/>
-                <w:sz w:val="17"/>
-              </w:rPr>
-              <w:t>370.000</w:t>
-            </w:r>
-          </w:p>
-        </w:tc>
-        <w:tc>
-          <w:tcPr>
-            <w:tcW w:type="dxa" w:w="1728"/>
-          </w:tcPr>
-          <w:p>
-            <w:r>
-              <w:rPr>
-                <w:rFonts w:ascii="Arial" w:hAnsi="Arial"/>
-                <w:b/>
-                <w:sz w:val="17"/>
-              </w:rPr>
-              <w:t>133.200.000</w:t>
-            </w:r>
-          </w:p>
-        </w:tc>
-      </w:tr>
-      <w:tr>
-        <w:tc>
-          <w:tcPr>
-            <w:tcW w:type="dxa" w:w="1728"/>
-          </w:tcPr>
-          <w:p>
-            <w:r>
-              <w:rPr>
-                <w:rFonts w:ascii="Arial" w:hAnsi="Arial"/>
-                <w:b/>
-                <w:sz w:val="17"/>
-              </w:rPr>
-              <w:t>524111</w:t>
-            </w:r>
-          </w:p>
-        </w:tc>
-        <w:tc>
-          <w:tcPr>
-            <w:tcW w:type="dxa" w:w="1728"/>
-          </w:tcPr>
-          <w:p>
-            <w:r>
-              <w:rPr>
-                <w:rFonts w:ascii="Arial" w:hAnsi="Arial"/>
-                <w:sz w:val="17"/>
-              </w:rPr>
-              <w:t>Sewa Kendaraan Operasional Lapangan (Kampar/Siak/Dumai)</w:t>
-            </w:r>
-          </w:p>
-        </w:tc>
-        <w:tc>
-          <w:tcPr>
-            <w:tcW w:type="dxa" w:w="1728"/>
-          </w:tcPr>
-          <w:p>
-            <w:r>
-              <w:rPr>
-                <w:rFonts w:ascii="Arial" w:hAnsi="Arial"/>
-                <w:sz w:val="17"/>
-              </w:rPr>
-              <w:t>40 UH</w:t>
-            </w:r>
-          </w:p>
-        </w:tc>
-        <w:tc>
-          <w:tcPr>
-            <w:tcW w:type="dxa" w:w="1728"/>
-          </w:tcPr>
-          <w:p>
-            <w:r>
-              <w:rPr>
-                <w:rFonts w:ascii="Arial" w:hAnsi="Arial"/>
-                <w:sz w:val="17"/>
-              </w:rPr>
-              <w:t>600.000</w:t>
-            </w:r>
-          </w:p>
-        </w:tc>
-        <w:tc>
-          <w:tcPr>
-            <w:tcW w:type="dxa" w:w="1728"/>
-          </w:tcPr>
-          <w:p>
-            <w:r>
-              <w:rPr>
-                <w:rFonts w:ascii="Arial" w:hAnsi="Arial"/>
-                <w:b/>
-                <w:sz w:val="17"/>
-              </w:rPr>
-              <w:t>24.000.000</w:t>
-            </w:r>
-          </w:p>
-        </w:tc>
-      </w:tr>
-      <w:tr>
-        <w:tc>
-          <w:tcPr>
-            <w:tcW w:type="dxa" w:w="1728"/>
-          </w:tcPr>
-          <w:p>
-            <w:r>
-              <w:rPr>
-                <w:rFonts w:ascii="Arial" w:hAnsi="Arial"/>
-                <w:b/>
-                <w:sz w:val="17"/>
-              </w:rPr>
-              <w:t>524111</w:t>
-            </w:r>
-          </w:p>
-        </w:tc>
-        <w:tc>
-          <w:tcPr>
-            <w:tcW w:type="dxa" w:w="1728"/>
-          </w:tcPr>
-          <w:p>
-            <w:r>
-              <w:rPr>
-                <w:rFonts w:ascii="Arial" w:hAnsi="Arial"/>
-                <w:sz w:val="17"/>
-              </w:rPr>
-              <w:t>Biaya Penginapan Perjadin Luar Kota</w:t>
-            </w:r>
-          </w:p>
-        </w:tc>
-        <w:tc>
-          <w:tcPr>
-            <w:tcW w:type="dxa" w:w="1728"/>
-          </w:tcPr>
-          <w:p>
-            <w:r>
-              <w:rPr>
-                <w:rFonts w:ascii="Arial" w:hAnsi="Arial"/>
-                <w:sz w:val="17"/>
-              </w:rPr>
-              <w:t>160 OK</w:t>
-            </w:r>
-          </w:p>
-        </w:tc>
-        <w:tc>
-          <w:tcPr>
-            <w:tcW w:type="dxa" w:w="1728"/>
-          </w:tcPr>
-          <w:p>
-            <w:r>
-              <w:rPr>
-                <w:rFonts w:ascii="Arial" w:hAnsi="Arial"/>
-                <w:sz w:val="17"/>
-              </w:rPr>
-              <w:t>500.000</w:t>
-            </w:r>
-          </w:p>
-        </w:tc>
-        <w:tc>
-          <w:tcPr>
-            <w:tcW w:type="dxa" w:w="1728"/>
-          </w:tcPr>
-          <w:p>
-            <w:r>
-              <w:rPr>
-                <w:rFonts w:ascii="Arial" w:hAnsi="Arial"/>
-                <w:b/>
-                <w:sz w:val="17"/>
-              </w:rPr>
-              <w:t>80.000.000</w:t>
-            </w:r>
-          </w:p>
-        </w:tc>
-      </w:tr>
-      <w:tr>
-        <w:tc>
-          <w:tcPr>
-            <w:tcW w:type="dxa" w:w="1728"/>
-          </w:tcPr>
-          <w:p>
-            <w:r>
-              <w:rPr>
-                <w:rFonts w:ascii="Arial" w:hAnsi="Arial"/>
-                <w:b/>
-                <w:sz w:val="17"/>
-              </w:rPr>
-              <w:t>524111</w:t>
-            </w:r>
-          </w:p>
-        </w:tc>
-        <w:tc>
-          <w:tcPr>
-            <w:tcW w:type="dxa" w:w="1728"/>
-          </w:tcPr>
-          <w:p>
-            <w:r>
-              <w:rPr>
-                <w:rFonts w:ascii="Arial" w:hAnsi="Arial"/>
-                <w:sz w:val="17"/>
-              </w:rPr>
-              <w:t>Transportasi Terminal / Bandara Luar Daerah</w:t>
-            </w:r>
-          </w:p>
-        </w:tc>
-        <w:tc>
-          <w:tcPr>
-            <w:tcW w:type="dxa" w:w="1728"/>
-          </w:tcPr>
-          <w:p>
-            <w:r>
-              <w:rPr>
-                <w:rFonts w:ascii="Arial" w:hAnsi="Arial"/>
-                <w:sz w:val="17"/>
-              </w:rPr>
-              <w:t>40 OK</w:t>
-            </w:r>
-          </w:p>
-        </w:tc>
-        <w:tc>
-          <w:tcPr>
-            <w:tcW w:type="dxa" w:w="1728"/>
-          </w:tcPr>
-          <w:p>
-            <w:r>
-              <w:rPr>
-                <w:rFonts w:ascii="Arial" w:hAnsi="Arial"/>
-                <w:sz w:val="17"/>
-              </w:rPr>
-              <w:t>109.000</w:t>
-            </w:r>
-          </w:p>
-        </w:tc>
-        <w:tc>
-          <w:tcPr>
-            <w:tcW w:type="dxa" w:w="1728"/>
-          </w:tcPr>
-          <w:p>
-            <w:r>
-              <w:rPr>
-                <w:rFonts w:ascii="Arial" w:hAnsi="Arial"/>
-                <w:b/>
-                <w:sz w:val="17"/>
-              </w:rPr>
-              <w:t>4.360.000</w:t>
-            </w:r>
-          </w:p>
-        </w:tc>
-      </w:tr>
-      <w:tr>
-        <w:tc>
-          <w:tcPr>
-            <w:tcW w:type="dxa" w:w="1728"/>
-          </w:tcPr>
-          <w:p>
-            <w:r>
-              <w:rPr>
-                <w:rFonts w:ascii="Arial" w:hAnsi="Arial"/>
-                <w:b/>
-                <w:sz w:val="17"/>
+                <w:b w:val="0"/>
+                <w:sz w:val="19"/>
               </w:rPr>
               <w:t>524113</w:t>
             </w:r>
@@ -996,74 +948,352 @@
         </w:tc>
         <w:tc>
           <w:tcPr>
-            <w:tcW w:type="dxa" w:w="1728"/>
+            <w:tcW w:type="dxa" w:w="3288"/>
+            <w:vAlign w:val="center"/>
+            <w:tcMar>
+              <w:top w:w="75" w:type="dxa"/>
+              <w:bottom w:w="75" w:type="dxa"/>
+              <w:left w:w="110" w:type="dxa"/>
+              <w:right w:w="110" w:type="dxa"/>
+            </w:tcMar>
           </w:tcPr>
           <w:p>
+            <w:pPr>
+              <w:spacing w:before="0" w:after="0" w:line="276" w:lineRule="auto"/>
+              <w:jc w:val="both"/>
+            </w:pPr>
             <w:r>
               <w:rPr>
                 <w:rFonts w:ascii="Arial" w:hAnsi="Arial"/>
-                <w:sz w:val="17"/>
+                <w:b w:val="0"/>
+                <w:sz w:val="19"/>
               </w:rPr>
-              <w:t>Perjalanan Dinas Dalam Kota Tim PPK</w:t>
+              <w:t>Belanja Perjalanan Dinas Dalam Kota:</w:t>
+              <w:br/>
+              <w:t>- Survei &amp; Pemantauan Lokasi Kota Pekanbaru</w:t>
             </w:r>
           </w:p>
         </w:tc>
         <w:tc>
           <w:tcPr>
-            <w:tcW w:type="dxa" w:w="1728"/>
+            <w:tcW w:type="dxa" w:w="680"/>
+            <w:vAlign w:val="center"/>
+            <w:tcMar>
+              <w:top w:w="75" w:type="dxa"/>
+              <w:bottom w:w="75" w:type="dxa"/>
+              <w:left w:w="110" w:type="dxa"/>
+              <w:right w:w="110" w:type="dxa"/>
+            </w:tcMar>
           </w:tcPr>
           <w:p>
+            <w:pPr>
+              <w:spacing w:before="0" w:after="0" w:line="276" w:lineRule="auto"/>
+              <w:jc w:val="center"/>
+            </w:pPr>
             <w:r>
               <w:rPr>
                 <w:rFonts w:ascii="Arial" w:hAnsi="Arial"/>
-                <w:sz w:val="17"/>
+                <w:b w:val="0"/>
+                <w:sz w:val="19"/>
               </w:rPr>
-              <w:t>80 OH</w:t>
+              <w:t>1,00</w:t>
             </w:r>
           </w:p>
         </w:tc>
         <w:tc>
           <w:tcPr>
-            <w:tcW w:type="dxa" w:w="1728"/>
+            <w:tcW w:type="dxa" w:w="794"/>
+            <w:vAlign w:val="center"/>
+            <w:tcMar>
+              <w:top w:w="75" w:type="dxa"/>
+              <w:bottom w:w="75" w:type="dxa"/>
+              <w:left w:w="110" w:type="dxa"/>
+              <w:right w:w="110" w:type="dxa"/>
+            </w:tcMar>
           </w:tcPr>
           <w:p>
+            <w:pPr>
+              <w:spacing w:before="0" w:after="0" w:line="276" w:lineRule="auto"/>
+              <w:jc w:val="center"/>
+            </w:pPr>
             <w:r>
               <w:rPr>
                 <w:rFonts w:ascii="Arial" w:hAnsi="Arial"/>
-                <w:sz w:val="17"/>
+                <w:b w:val="0"/>
+                <w:sz w:val="19"/>
               </w:rPr>
-              <w:t>150.000</w:t>
+              <w:t>Paket</w:t>
             </w:r>
           </w:p>
         </w:tc>
         <w:tc>
           <w:tcPr>
-            <w:tcW w:type="dxa" w:w="1728"/>
+            <w:tcW w:type="dxa" w:w="1531"/>
+            <w:vAlign w:val="center"/>
+            <w:tcMar>
+              <w:top w:w="75" w:type="dxa"/>
+              <w:bottom w:w="75" w:type="dxa"/>
+              <w:left w:w="110" w:type="dxa"/>
+              <w:right w:w="110" w:type="dxa"/>
+            </w:tcMar>
           </w:tcPr>
           <w:p>
+            <w:pPr>
+              <w:spacing w:before="0" w:after="0" w:line="276" w:lineRule="auto"/>
+              <w:jc w:val="right"/>
+            </w:pPr>
             <w:r>
               <w:rPr>
                 <w:rFonts w:ascii="Arial" w:hAnsi="Arial"/>
-                <w:b/>
-                <w:sz w:val="17"/>
+                <w:b w:val="0"/>
+                <w:sz w:val="19"/>
               </w:rPr>
-              <w:t>12.000.000</w:t>
+              <w:t>9.750.000</w:t>
+            </w:r>
+          </w:p>
+        </w:tc>
+        <w:tc>
+          <w:tcPr>
+            <w:tcW w:type="dxa" w:w="1531"/>
+            <w:vAlign w:val="center"/>
+            <w:tcMar>
+              <w:top w:w="75" w:type="dxa"/>
+              <w:bottom w:w="75" w:type="dxa"/>
+              <w:left w:w="110" w:type="dxa"/>
+              <w:right w:w="110" w:type="dxa"/>
+            </w:tcMar>
+          </w:tcPr>
+          <w:p>
+            <w:pPr>
+              <w:spacing w:before="0" w:after="0" w:line="276" w:lineRule="auto"/>
+              <w:jc w:val="right"/>
+            </w:pPr>
+            <w:r>
+              <w:rPr>
+                <w:rFonts w:ascii="Arial" w:hAnsi="Arial"/>
+                <w:b w:val="0"/>
+                <w:sz w:val="19"/>
+              </w:rPr>
+              <w:t>9.750.000</w:t>
             </w:r>
           </w:p>
         </w:tc>
       </w:tr>
       <w:tr>
+        <w:trPr>
+          <w:cantSplit/>
+        </w:trPr>
         <w:tc>
           <w:tcPr>
-            <w:tcW w:type="dxa" w:w="1728"/>
-            <w:shd w:val="clear" w:color="auto" w:fill="FFF0D0"/>
+            <w:tcW w:type="dxa" w:w="510"/>
+            <w:vAlign w:val="center"/>
+            <w:tcMar>
+              <w:top w:w="75" w:type="dxa"/>
+              <w:bottom w:w="75" w:type="dxa"/>
+              <w:left w:w="110" w:type="dxa"/>
+              <w:right w:w="110" w:type="dxa"/>
+            </w:tcMar>
           </w:tcPr>
           <w:p>
+            <w:pPr>
+              <w:spacing w:before="0" w:after="0" w:line="276" w:lineRule="auto"/>
+              <w:jc w:val="center"/>
+            </w:pPr>
+            <w:r>
+              <w:rPr>
+                <w:rFonts w:ascii="Arial" w:hAnsi="Arial"/>
+                <w:b w:val="0"/>
+                <w:sz w:val="19"/>
+              </w:rPr>
+              <w:t>5</w:t>
+            </w:r>
+          </w:p>
+        </w:tc>
+        <w:tc>
+          <w:tcPr>
+            <w:tcW w:type="dxa" w:w="1020"/>
+            <w:vAlign w:val="center"/>
+            <w:tcMar>
+              <w:top w:w="75" w:type="dxa"/>
+              <w:bottom w:w="75" w:type="dxa"/>
+              <w:left w:w="110" w:type="dxa"/>
+              <w:right w:w="110" w:type="dxa"/>
+            </w:tcMar>
+          </w:tcPr>
+          <w:p>
+            <w:pPr>
+              <w:spacing w:before="0" w:after="0" w:line="276" w:lineRule="auto"/>
+              <w:jc w:val="center"/>
+            </w:pPr>
+            <w:r>
+              <w:rPr>
+                <w:rFonts w:ascii="Arial" w:hAnsi="Arial"/>
+                <w:b w:val="0"/>
+                <w:sz w:val="19"/>
+              </w:rPr>
+              <w:t>524114</w:t>
+            </w:r>
+          </w:p>
+        </w:tc>
+        <w:tc>
+          <w:tcPr>
+            <w:tcW w:type="dxa" w:w="3288"/>
+            <w:vAlign w:val="center"/>
+            <w:tcMar>
+              <w:top w:w="75" w:type="dxa"/>
+              <w:bottom w:w="75" w:type="dxa"/>
+              <w:left w:w="110" w:type="dxa"/>
+              <w:right w:w="110" w:type="dxa"/>
+            </w:tcMar>
+          </w:tcPr>
+          <w:p>
+            <w:pPr>
+              <w:spacing w:before="0" w:after="0" w:line="276" w:lineRule="auto"/>
+              <w:jc w:val="both"/>
+            </w:pPr>
+            <w:r>
+              <w:rPr>
+                <w:rFonts w:ascii="Arial" w:hAnsi="Arial"/>
+                <w:b w:val="0"/>
+                <w:sz w:val="19"/>
+              </w:rPr>
+              <w:t>Belanja Perjalanan Dinas Paket Meeting Dalam Kota:</w:t>
+              <w:br/>
+              <w:t>- Fasilitasi Rapat Koordinasi Teknis</w:t>
+            </w:r>
+          </w:p>
+        </w:tc>
+        <w:tc>
+          <w:tcPr>
+            <w:tcW w:type="dxa" w:w="680"/>
+            <w:vAlign w:val="center"/>
+            <w:tcMar>
+              <w:top w:w="75" w:type="dxa"/>
+              <w:bottom w:w="75" w:type="dxa"/>
+              <w:left w:w="110" w:type="dxa"/>
+              <w:right w:w="110" w:type="dxa"/>
+            </w:tcMar>
+          </w:tcPr>
+          <w:p>
+            <w:pPr>
+              <w:spacing w:before="0" w:after="0" w:line="276" w:lineRule="auto"/>
+              <w:jc w:val="center"/>
+            </w:pPr>
+            <w:r>
+              <w:rPr>
+                <w:rFonts w:ascii="Arial" w:hAnsi="Arial"/>
+                <w:b w:val="0"/>
+                <w:sz w:val="19"/>
+              </w:rPr>
+              <w:t>1,00</w:t>
+            </w:r>
+          </w:p>
+        </w:tc>
+        <w:tc>
+          <w:tcPr>
+            <w:tcW w:type="dxa" w:w="794"/>
+            <w:vAlign w:val="center"/>
+            <w:tcMar>
+              <w:top w:w="75" w:type="dxa"/>
+              <w:bottom w:w="75" w:type="dxa"/>
+              <w:left w:w="110" w:type="dxa"/>
+              <w:right w:w="110" w:type="dxa"/>
+            </w:tcMar>
+          </w:tcPr>
+          <w:p>
+            <w:pPr>
+              <w:spacing w:before="0" w:after="0" w:line="276" w:lineRule="auto"/>
+              <w:jc w:val="center"/>
+            </w:pPr>
+            <w:r>
+              <w:rPr>
+                <w:rFonts w:ascii="Arial" w:hAnsi="Arial"/>
+                <w:b w:val="0"/>
+                <w:sz w:val="19"/>
+              </w:rPr>
+              <w:t>Paket</w:t>
+            </w:r>
+          </w:p>
+        </w:tc>
+        <w:tc>
+          <w:tcPr>
+            <w:tcW w:type="dxa" w:w="1531"/>
+            <w:vAlign w:val="center"/>
+            <w:tcMar>
+              <w:top w:w="75" w:type="dxa"/>
+              <w:bottom w:w="75" w:type="dxa"/>
+              <w:left w:w="110" w:type="dxa"/>
+              <w:right w:w="110" w:type="dxa"/>
+            </w:tcMar>
+          </w:tcPr>
+          <w:p>
+            <w:pPr>
+              <w:spacing w:before="0" w:after="0" w:line="276" w:lineRule="auto"/>
+              <w:jc w:val="right"/>
+            </w:pPr>
+            <w:r>
+              <w:rPr>
+                <w:rFonts w:ascii="Arial" w:hAnsi="Arial"/>
+                <w:b w:val="0"/>
+                <w:sz w:val="19"/>
+              </w:rPr>
+              <w:t>89.000.000</w:t>
+            </w:r>
+          </w:p>
+        </w:tc>
+        <w:tc>
+          <w:tcPr>
+            <w:tcW w:type="dxa" w:w="1531"/>
+            <w:vAlign w:val="center"/>
+            <w:tcMar>
+              <w:top w:w="75" w:type="dxa"/>
+              <w:bottom w:w="75" w:type="dxa"/>
+              <w:left w:w="110" w:type="dxa"/>
+              <w:right w:w="110" w:type="dxa"/>
+            </w:tcMar>
+          </w:tcPr>
+          <w:p>
+            <w:pPr>
+              <w:spacing w:before="0" w:after="0" w:line="276" w:lineRule="auto"/>
+              <w:jc w:val="right"/>
+            </w:pPr>
+            <w:r>
+              <w:rPr>
+                <w:rFonts w:ascii="Arial" w:hAnsi="Arial"/>
+                <w:b w:val="0"/>
+                <w:sz w:val="19"/>
+              </w:rPr>
+              <w:t>89.000.000</w:t>
+            </w:r>
+          </w:p>
+        </w:tc>
+      </w:tr>
+      <w:tr>
+        <w:trPr>
+          <w:cantSplit/>
+        </w:trPr>
+        <w:tc>
+          <w:tcPr>
+            <w:tcW w:type="dxa" w:w="510"/>
+            <w:vAlign w:val="center"/>
+            <w:shd w:fill="F2F4F8"/>
+            <w:tcMar>
+              <w:top w:w="75" w:type="dxa"/>
+              <w:bottom w:w="75" w:type="dxa"/>
+              <w:left w:w="110" w:type="dxa"/>
+              <w:right w:w="110" w:type="dxa"/>
+            </w:tcMar>
+          </w:tcPr>
+          <w:p>
+            <w:pPr>
+              <w:spacing w:before="0" w:after="0" w:line="276" w:lineRule="auto"/>
+              <w:jc w:val="center"/>
+            </w:pPr>
             <w:r>
               <w:rPr>
                 <w:rFonts w:ascii="Arial" w:hAnsi="Arial"/>
                 <w:b/>
-                <w:sz w:val="17"/>
+                <w:sz w:val="19"/>
               </w:rPr>
               <w:t>TOTAL</w:t>
             </w:r>
@@ -1071,15 +1301,52 @@
         </w:tc>
         <w:tc>
           <w:tcPr>
-            <w:tcW w:type="dxa" w:w="1728"/>
-            <w:shd w:val="clear" w:color="auto" w:fill="FFF0D0"/>
+            <w:tcW w:type="dxa" w:w="1020"/>
+            <w:vAlign w:val="center"/>
+            <w:shd w:fill="F2F4F8"/>
+            <w:tcMar>
+              <w:top w:w="75" w:type="dxa"/>
+              <w:bottom w:w="75" w:type="dxa"/>
+              <w:left w:w="110" w:type="dxa"/>
+              <w:right w:w="110" w:type="dxa"/>
+            </w:tcMar>
           </w:tcPr>
           <w:p>
+            <w:pPr>
+              <w:spacing w:before="0" w:after="0" w:line="276" w:lineRule="auto"/>
+              <w:jc w:val="center"/>
+            </w:pPr>
             <w:r>
               <w:rPr>
                 <w:rFonts w:ascii="Arial" w:hAnsi="Arial"/>
                 <w:b/>
-                <w:sz w:val="17"/>
+                <w:sz w:val="19"/>
+              </w:rPr>
+            </w:r>
+          </w:p>
+        </w:tc>
+        <w:tc>
+          <w:tcPr>
+            <w:tcW w:type="dxa" w:w="3288"/>
+            <w:vAlign w:val="center"/>
+            <w:shd w:fill="F2F4F8"/>
+            <w:tcMar>
+              <w:top w:w="75" w:type="dxa"/>
+              <w:bottom w:w="75" w:type="dxa"/>
+              <w:left w:w="110" w:type="dxa"/>
+              <w:right w:w="110" w:type="dxa"/>
+            </w:tcMar>
+          </w:tcPr>
+          <w:p>
+            <w:pPr>
+              <w:spacing w:before="0" w:after="0" w:line="276" w:lineRule="auto"/>
+              <w:jc w:val="left"/>
+            </w:pPr>
+            <w:r>
+              <w:rPr>
+                <w:rFonts w:ascii="Arial" w:hAnsi="Arial"/>
+                <w:b/>
+                <w:sz w:val="19"/>
               </w:rPr>
               <w:t>TOTAL ALOKASI PAGU SWAKELOLA SPPG TA 2025</w:t>
             </w:r>
@@ -1087,45 +1354,104 @@
         </w:tc>
         <w:tc>
           <w:tcPr>
-            <w:tcW w:type="dxa" w:w="1728"/>
-            <w:shd w:val="clear" w:color="auto" w:fill="FFF0D0"/>
+            <w:tcW w:type="dxa" w:w="680"/>
+            <w:vAlign w:val="center"/>
+            <w:shd w:fill="F2F4F8"/>
+            <w:tcMar>
+              <w:top w:w="75" w:type="dxa"/>
+              <w:bottom w:w="75" w:type="dxa"/>
+              <w:left w:w="110" w:type="dxa"/>
+              <w:right w:w="110" w:type="dxa"/>
+            </w:tcMar>
           </w:tcPr>
           <w:p>
+            <w:pPr>
+              <w:spacing w:before="0" w:after="0" w:line="276" w:lineRule="auto"/>
+              <w:jc w:val="center"/>
+            </w:pPr>
             <w:r>
               <w:rPr>
                 <w:rFonts w:ascii="Arial" w:hAnsi="Arial"/>
                 <w:b/>
-                <w:sz w:val="17"/>
+                <w:sz w:val="19"/>
               </w:rPr>
             </w:r>
           </w:p>
         </w:tc>
         <w:tc>
           <w:tcPr>
-            <w:tcW w:type="dxa" w:w="1728"/>
-            <w:shd w:val="clear" w:color="auto" w:fill="FFF0D0"/>
+            <w:tcW w:type="dxa" w:w="794"/>
+            <w:vAlign w:val="center"/>
+            <w:shd w:fill="F2F4F8"/>
+            <w:tcMar>
+              <w:top w:w="75" w:type="dxa"/>
+              <w:bottom w:w="75" w:type="dxa"/>
+              <w:left w:w="110" w:type="dxa"/>
+              <w:right w:w="110" w:type="dxa"/>
+            </w:tcMar>
           </w:tcPr>
           <w:p>
+            <w:pPr>
+              <w:spacing w:before="0" w:after="0" w:line="276" w:lineRule="auto"/>
+              <w:jc w:val="center"/>
+            </w:pPr>
             <w:r>
               <w:rPr>
                 <w:rFonts w:ascii="Arial" w:hAnsi="Arial"/>
                 <w:b/>
-                <w:sz w:val="17"/>
+                <w:sz w:val="19"/>
               </w:rPr>
             </w:r>
           </w:p>
         </w:tc>
         <w:tc>
           <w:tcPr>
-            <w:tcW w:type="dxa" w:w="1728"/>
-            <w:shd w:val="clear" w:color="auto" w:fill="FFF0D0"/>
+            <w:tcW w:type="dxa" w:w="1531"/>
+            <w:vAlign w:val="center"/>
+            <w:shd w:fill="F2F4F8"/>
+            <w:tcMar>
+              <w:top w:w="75" w:type="dxa"/>
+              <w:bottom w:w="75" w:type="dxa"/>
+              <w:left w:w="110" w:type="dxa"/>
+              <w:right w:w="110" w:type="dxa"/>
+            </w:tcMar>
           </w:tcPr>
           <w:p>
+            <w:pPr>
+              <w:spacing w:before="0" w:after="0" w:line="276" w:lineRule="auto"/>
+              <w:jc w:val="center"/>
+            </w:pPr>
             <w:r>
               <w:rPr>
                 <w:rFonts w:ascii="Arial" w:hAnsi="Arial"/>
                 <w:b/>
-                <w:sz w:val="17"/>
+                <w:sz w:val="19"/>
+              </w:rPr>
+            </w:r>
+          </w:p>
+        </w:tc>
+        <w:tc>
+          <w:tcPr>
+            <w:tcW w:type="dxa" w:w="1531"/>
+            <w:vAlign w:val="center"/>
+            <w:shd w:fill="F2F4F8"/>
+            <w:tcMar>
+              <w:top w:w="75" w:type="dxa"/>
+              <w:bottom w:w="75" w:type="dxa"/>
+              <w:left w:w="110" w:type="dxa"/>
+              <w:right w:w="110" w:type="dxa"/>
+            </w:tcMar>
+          </w:tcPr>
+          <w:p>
+            <w:pPr>
+              <w:spacing w:before="0" w:after="0" w:line="276" w:lineRule="auto"/>
+              <w:jc w:val="right"/>
+            </w:pPr>
+            <w:r>
+              <w:rPr>
+                <w:rFonts w:ascii="Arial" w:hAnsi="Arial"/>
+                <w:b/>
+                <w:sz w:val="19"/>
               </w:rPr>
               <w:t>413.000.000</w:t>
             </w:r>
@@ -1135,121 +1461,151 @@
     </w:tbl>
     <w:p>
       <w:pPr>
-        <w:spacing w:before="280" w:after="80"/>
-        <w:jc w:val="right"/>
+        <w:spacing w:before="0" w:after="120"/>
+      </w:pPr>
+    </w:p>
+    <w:p>
+      <w:pPr>
+        <w:spacing w:before="0" w:after="120" w:line="300" w:lineRule="auto"/>
+        <w:jc w:val="both"/>
       </w:pPr>
       <w:r>
         <w:rPr>
           <w:rFonts w:ascii="Arial" w:hAnsi="Arial"/>
-          <w:sz w:val="20"/>
+          <w:b w:val="0"/>
+          <w:sz w:val="21"/>
         </w:rPr>
-        <w:t>Pekanbaru, 25 September 2025</w:t>
+        <w:t>Catatan Pengendalian: Pencairan dan realisasi anggaran dilaksanakan secara selektif berdasarkan kebutuhan riil di lapangan (at cost) dengan mengutamakan efisiensi belanja negara.</w:t>
       </w:r>
     </w:p>
     <w:tbl>
       <w:tblPr>
         <w:tblW w:type="auto" w:w="0"/>
         <w:jc w:val="center"/>
+        <w:tblLayout w:type="fixed"/>
         <w:tblLook w:firstColumn="1" w:firstRow="1" w:lastColumn="0" w:lastRow="0" w:noHBand="0" w:noVBand="1" w:val="04A0"/>
+        <w:tblBorders>
+          <w:top w:val="none" w:sz="0" w:space="0" w:color="auto"/>
+          <w:left w:val="none" w:sz="0" w:space="0" w:color="auto"/>
+          <w:bottom w:val="none" w:sz="0" w:space="0" w:color="auto"/>
+          <w:right w:val="none" w:sz="0" w:space="0" w:color="auto"/>
+          <w:insideH w:val="none" w:sz="0" w:space="0" w:color="auto"/>
+          <w:insideV w:val="none" w:sz="0" w:space="0" w:color="auto"/>
+        </w:tblBorders>
       </w:tblPr>
       <w:tblGrid>
-        <w:gridCol w:w="4608"/>
-        <w:gridCol w:w="4608"/>
+        <w:gridCol w:w="4677"/>
+        <w:gridCol w:w="4677"/>
       </w:tblGrid>
       <w:tr>
+        <w:trPr>
+          <w:cantSplit/>
+        </w:trPr>
         <w:tc>
           <w:tcPr>
-            <w:tcW w:type="dxa" w:w="4320"/>
+            <w:tcW w:type="dxa" w:w="4677"/>
           </w:tcPr>
           <w:p>
             <w:pPr>
-              <w:jc w:val="center"/>
+              <w:spacing w:before="160" w:line="276" w:lineRule="auto"/>
+              <w:jc w:val="left"/>
             </w:pPr>
             <w:r>
               <w:rPr>
                 <w:rFonts w:ascii="Arial" w:hAnsi="Arial"/>
+                <w:sz w:val="21"/>
+              </w:rPr>
+              <w:t>Disetujui oleh,</w:t>
+              <w:br/>
+            </w:r>
+            <w:r>
+              <w:rPr>
+                <w:rFonts w:ascii="Arial" w:hAnsi="Arial"/>
                 <w:b/>
-                <w:sz w:val="20"/>
+                <w:sz w:val="21"/>
               </w:rPr>
-              <w:t>Ketua Tim Persiapan</w:t>
+              <w:t>Pejabat Pembuat Komitmen (PPK)</w:t>
+              <w:br/>
+              <w:t>Satker Pelaksanaan Prasarana Strategis Riau,</w:t>
+              <w:br/>
+              <w:br/>
+              <w:br/>
+              <w:br/>
+            </w:r>
+            <w:r>
+              <w:rPr>
+                <w:rFonts w:ascii="Arial" w:hAnsi="Arial"/>
+                <w:b/>
+                <w:sz w:val="21"/>
+                <w:u w:val="single"/>
+              </w:rPr>
+              <w:t>Nurhidayat Nugroho, S.Ars.</w:t>
+              <w:br/>
+            </w:r>
+            <w:r>
+              <w:rPr>
+                <w:rFonts w:ascii="Arial" w:hAnsi="Arial"/>
+                <w:sz w:val="21"/>
+              </w:rPr>
+              <w:t>NIP. 19901221 201802 1 001</w:t>
             </w:r>
           </w:p>
         </w:tc>
         <w:tc>
           <w:tcPr>
-            <w:tcW w:type="dxa" w:w="4320"/>
+            <w:tcW w:type="dxa" w:w="4677"/>
           </w:tcPr>
           <w:p>
             <w:pPr>
-              <w:jc w:val="center"/>
+              <w:spacing w:before="160" w:line="276" w:lineRule="auto"/>
+              <w:jc w:val="left"/>
             </w:pPr>
             <w:r>
               <w:rPr>
                 <w:rFonts w:ascii="Arial" w:hAnsi="Arial"/>
-                <w:b/>
-                <w:sz w:val="20"/>
+                <w:sz w:val="21"/>
               </w:rPr>
-              <w:t>Pejabat Pembuat Komitmen</w:t>
+              <w:t>Pekanbaru, 25 September 2025</w:t>
               <w:br/>
-              <w:t>Pelaksanaan Prasarana Strategis</w:t>
+              <w:t>Disusun oleh,</w:t>
+              <w:br/>
             </w:r>
-          </w:p>
-        </w:tc>
-      </w:tr>
-      <w:tr>
-        <w:tc>
-          <w:tcPr>
-            <w:tcW w:type="dxa" w:w="4320"/>
-          </w:tcPr>
-          <w:p>
-            <w:pPr>
-              <w:jc w:val="center"/>
-            </w:pPr>
             <w:r>
               <w:rPr>
                 <w:rFonts w:ascii="Arial" w:hAnsi="Arial"/>
                 <w:b/>
-                <w:sz w:val="20"/>
+                <w:sz w:val="21"/>
               </w:rPr>
+              <w:t>Ketua Tim Persiapan Swakelola,</w:t>
               <w:br/>
               <w:br/>
               <w:br/>
               <w:br/>
-              <w:t>Nurulia Sefriandari, S.T.</w:t>
-              <w:br/>
-              <w:t>NIP. -</w:t>
             </w:r>
-          </w:p>
-        </w:tc>
-        <w:tc>
-          <w:tcPr>
-            <w:tcW w:type="dxa" w:w="4320"/>
-          </w:tcPr>
-          <w:p>
-            <w:pPr>
-              <w:jc w:val="center"/>
-            </w:pPr>
             <w:r>
               <w:rPr>
                 <w:rFonts w:ascii="Arial" w:hAnsi="Arial"/>
                 <w:b/>
-                <w:sz w:val="20"/>
+                <w:sz w:val="21"/>
+                <w:u w:val="single"/>
               </w:rPr>
+              <w:t>Nurulia Sefriandari, S.T.</w:t>
               <w:br/>
-              <w:br/>
-              <w:br/>
-              <w:br/>
-              <w:t>Nurhidayat Nugroho, S.Ars.</w:t>
-              <w:br/>
-              <w:t>NIP. 19901221 201802 1 001</w:t>
+            </w:r>
+            <w:r>
+              <w:rPr>
+                <w:rFonts w:ascii="Arial" w:hAnsi="Arial"/>
+                <w:sz w:val="21"/>
+              </w:rPr>
+              <w:t>NIP. 19950912 202012 2 004</w:t>
             </w:r>
           </w:p>
         </w:tc>
       </w:tr>
     </w:tbl>
     <w:sectPr>
-      <w:pgSz w:w="12240" w:h="15840"/>
-      <w:pgMar w:top="1440" w:right="1800" w:bottom="1440" w:left="1800" w:header="720" w:footer="720" w:gutter="0"/>
+      <w:pgSz w:w="11906" w:h="16838"/>
+      <w:pgMar w:top="1020" w:right="1276" w:bottom="1134" w:left="1276" w:header="720" w:footer="720" w:gutter="0"/>
       <w:cols w:space="720"/>
       <w:docGrid w:linePitch="360"/>
     </w:sectPr>
@@ -1620,6 +1976,14 @@
     <w:name w:val="Normal"/>
     <w:qFormat/>
     <w:rsid w:val="00FC693F"/>
+    <w:pPr>
+      <w:spacing w:line="288" w:lineRule="auto" w:after="80"/>
+    </w:pPr>
+    <w:rPr>
+      <w:rFonts w:ascii="Arial" w:hAnsi="Arial"/>
+      <w:color w:val="000000"/>
+      <w:sz w:val="21"/>
+    </w:rPr>
   </w:style>
   <w:style w:type="paragraph" w:styleId="Header">
     <w:name w:val="header"/>
